--- a/backend/src/documents/templates/invoice.docx
+++ b/backend/src/documents/templates/invoice.docx
@@ -4,48 +4,37 @@
   <w:body>
     <w:p>
       <w:pPr>
-        <w:pStyle w:val="InvoiceTitle"/>
-        <w:keepNext/>
+        <w:pStyle w:val="Normal"/>
         <w:jc w:val="left"/>
-        <w:spacing w:before="0" w:after="200" w:line="240" w:lineRule="auto"/>
-      </w:pPr>
-      <w:r>
-        <w:rPr>
-          <w:rFonts w:ascii="Arial" w:hAnsi="Arial" w:cs="Arial"/>
-          <w:sz w:val="28"/>
-          <w:szCs w:val="28"/>
-          <w:lang w:val="ru-RU"/>
-        </w:rPr>
-        <w:t xml:space="preserve">Счёт на оплату № </w:t>
-      </w:r>
+        <w:spacing w:before="0" w:after="160" w:line="240" w:lineRule="auto"/>
+      </w:pPr>
+      <w:r>
+        <w:rPr>
+          <w:rFonts w:ascii="Arial" w:hAnsi="Arial" w:cs="Arial"/>
+          <w:i/>
+          <w:sz w:val="15"/>
+          <w:szCs w:val="15"/>
+          <w:color w:val="595959"/>
+          <w:lang w:val="ru-RU"/>
+        </w:rPr>
+        <w:t xml:space="preserve">Внимание! Оплата данного счёта означает согласие с условиями оказания услуг. Просьба уведомить об оплате — без подтверждения не гарантируется своевременное выполнение заявки.</w:t>
+      </w:r>
+    </w:p>
+    <w:p>
+      <w:pPr>
+        <w:pStyle w:val="Normal"/>
+        <w:jc w:val="left"/>
+        <w:spacing w:before="0" w:after="80" w:line="240" w:lineRule="auto"/>
+      </w:pPr>
       <w:r>
         <w:rPr>
           <w:rFonts w:ascii="Arial" w:hAnsi="Arial" w:cs="Arial"/>
           <w:b/>
-          <w:sz w:val="28"/>
-          <w:szCs w:val="28"/>
-          <w:lang w:val="ru-RU"/>
-        </w:rPr>
-        <w:t xml:space="preserve">{НОМЕР_СЧЕТА}</w:t>
-      </w:r>
-      <w:r>
-        <w:rPr>
-          <w:rFonts w:ascii="Arial" w:hAnsi="Arial" w:cs="Arial"/>
-          <w:sz w:val="28"/>
-          <w:szCs w:val="28"/>
-          <w:lang w:val="ru-RU"/>
-        </w:rPr>
-        <w:t xml:space="preserve"> от </w:t>
-      </w:r>
-      <w:r>
-        <w:rPr>
-          <w:rFonts w:ascii="Arial" w:hAnsi="Arial" w:cs="Arial"/>
-          <w:b/>
-          <w:sz w:val="28"/>
-          <w:szCs w:val="28"/>
-          <w:lang w:val="ru-RU"/>
-        </w:rPr>
-        <w:t xml:space="preserve">{ДАТА_СЧЕТА}</w:t>
+          <w:sz w:val="19"/>
+          <w:szCs w:val="19"/>
+          <w:lang w:val="ru-RU"/>
+        </w:rPr>
+        <w:t xml:space="preserve">Образец платёжного поручения</w:t>
       </w:r>
     </w:p>
     <w:tbl>
@@ -379,6 +368,52 @@
         </w:tc>
       </w:tr>
     </w:tbl>
+    <w:p>
+      <w:pPr>
+        <w:pStyle w:val="InvoiceTitle"/>
+        <w:keepNext/>
+        <w:jc w:val="left"/>
+        <w:spacing w:before="200" w:after="200" w:line="240" w:lineRule="auto"/>
+      </w:pPr>
+      <w:r>
+        <w:rPr>
+          <w:rFonts w:ascii="Arial" w:hAnsi="Arial" w:cs="Arial"/>
+          <w:sz w:val="28"/>
+          <w:szCs w:val="28"/>
+          <w:lang w:val="ru-RU"/>
+        </w:rPr>
+        <w:t xml:space="preserve">Счёт на оплату № </w:t>
+      </w:r>
+      <w:r>
+        <w:rPr>
+          <w:rFonts w:ascii="Arial" w:hAnsi="Arial" w:cs="Arial"/>
+          <w:b/>
+          <w:sz w:val="28"/>
+          <w:szCs w:val="28"/>
+          <w:lang w:val="ru-RU"/>
+        </w:rPr>
+        <w:t xml:space="preserve">{НОМЕР_СЧЕТА}</w:t>
+      </w:r>
+      <w:r>
+        <w:rPr>
+          <w:rFonts w:ascii="Arial" w:hAnsi="Arial" w:cs="Arial"/>
+          <w:sz w:val="28"/>
+          <w:szCs w:val="28"/>
+          <w:lang w:val="ru-RU"/>
+        </w:rPr>
+        <w:t xml:space="preserve"> от </w:t>
+      </w:r>
+      <w:r>
+        <w:rPr>
+          <w:rFonts w:ascii="Arial" w:hAnsi="Arial" w:cs="Arial"/>
+          <w:b/>
+          <w:sz w:val="28"/>
+          <w:szCs w:val="28"/>
+          <w:lang w:val="ru-RU"/>
+        </w:rPr>
+        <w:t xml:space="preserve">{ДАТА_СЧЕТА}</w:t>
+      </w:r>
+    </w:p>
     <w:p>
       <w:pPr>
         <w:pStyle w:val="Normal"/>

--- a/backend/src/documents/templates/invoice.docx
+++ b/backend/src/documents/templates/invoice.docx
@@ -14,17 +14,17 @@
           <w:i/>
           <w:sz w:val="15"/>
           <w:szCs w:val="15"/>
-          <w:color w:val="595959"/>
-          <w:lang w:val="ru-RU"/>
-        </w:rPr>
-        <w:t xml:space="preserve">Внимание! Оплата данного счёта означает согласие с условиями оказания услуг. Просьба уведомить об оплате — без подтверждения не гарантируется своевременное выполнение заявки.</w:t>
+          <w:color w:val="404040"/>
+          <w:lang w:val="ru-RU"/>
+        </w:rPr>
+        <w:t xml:space="preserve">Внимание! Оплата данного счёта означает согласие с условиями оказания услуг. Уведомление об оплате обязательно. Услуга оказывается по факту поступления денег на расчётный счёт Поставщика либо на условиях, согласованных сторонами в договоре.</w:t>
       </w:r>
     </w:p>
     <w:p>
       <w:pPr>
         <w:pStyle w:val="Normal"/>
         <w:jc w:val="left"/>
-        <w:spacing w:before="0" w:after="80" w:line="240" w:lineRule="auto"/>
+        <w:spacing w:before="0" w:after="60" w:line="240" w:lineRule="auto"/>
       </w:pPr>
       <w:r>
         <w:rPr>
@@ -34,7 +34,7 @@
           <w:szCs w:val="19"/>
           <w:lang w:val="ru-RU"/>
         </w:rPr>
-        <w:t xml:space="preserve">Образец платёжного поручения</w:t>
+        <w:t xml:space="preserve">Образец платежного поручения</w:t>
       </w:r>
     </w:p>
     <w:tbl>
@@ -43,30 +43,29 @@
         <w:tblLayout w:type="fixed"/>
         <w:tblInd w:w="0" w:type="dxa"/>
         <w:tblCellMar>
-          <w:top w:w="80" w:type="dxa"/>
-          <w:left w:w="120" w:type="dxa"/>
-          <w:bottom w:w="80" w:type="dxa"/>
-          <w:right w:w="120" w:type="dxa"/>
+          <w:top w:w="60" w:type="dxa"/>
+          <w:left w:w="100" w:type="dxa"/>
+          <w:bottom w:w="60" w:type="dxa"/>
+          <w:right w:w="100" w:type="dxa"/>
         </w:tblCellMar>
         <w:tblBorders>
-          <w:top w:val="single" w:sz="6" w:space="0" w:color="333333"/>
-          <w:left w:val="single" w:sz="6" w:space="0" w:color="333333"/>
-          <w:bottom w:val="single" w:sz="6" w:space="0" w:color="333333"/>
-          <w:right w:val="single" w:sz="6" w:space="0" w:color="333333"/>
-          <w:insideH w:val="single" w:sz="4" w:space="0" w:color="333333"/>
-          <w:insideV w:val="single" w:sz="4" w:space="0" w:color="333333"/>
+          <w:top w:val="single" w:sz="6" w:space="0" w:color="000000"/>
+          <w:left w:val="single" w:sz="6" w:space="0" w:color="000000"/>
+          <w:bottom w:val="single" w:sz="6" w:space="0" w:color="000000"/>
+          <w:right w:val="single" w:sz="6" w:space="0" w:color="000000"/>
+          <w:insideH w:val="single" w:sz="4" w:space="0" w:color="000000"/>
+          <w:insideV w:val="single" w:sz="4" w:space="0" w:color="000000"/>
         </w:tblBorders>
       </w:tblPr>
       <w:tblGrid>
-        <w:gridCol w:w="1800"/>
-        <w:gridCol w:w="5000"/>
-        <w:gridCol w:w="900"/>
-        <w:gridCol w:w="2766"/>
+        <w:gridCol w:w="5566"/>
+        <w:gridCol w:w="2450"/>
+        <w:gridCol w:w="2450"/>
       </w:tblGrid>
       <w:tr>
         <w:tc>
           <w:tcPr>
-            <w:tcW w:w="1800" w:type="dxa"/>
+            <w:tcW w:w="5566" w:type="dxa"/>
             <w:shd w:val="clear" w:color="auto" w:fill="F2F2F2"/>
             <w:vAlign w:val="center"/>
           </w:tcPr>
@@ -90,8 +89,8 @@
         </w:tc>
         <w:tc>
           <w:tcPr>
-            <w:tcW w:w="8666" w:type="dxa"/>
-            <w:gridSpan w:val="3"/>
+            <w:tcW w:w="2450" w:type="dxa"/>
+            <w:shd w:val="clear" w:color="auto" w:fill="F2F2F2"/>
             <w:vAlign w:val="center"/>
           </w:tcPr>
           <w:p>
@@ -103,21 +102,52 @@
             <w:r>
               <w:rPr>
                 <w:rFonts w:ascii="Arial" w:hAnsi="Arial" w:cs="Arial"/>
+                <w:b/>
                 <w:sz w:val="17"/>
                 <w:szCs w:val="17"/>
                 <w:lang w:val="ru-RU"/>
               </w:rPr>
-              <w:t xml:space="preserve">{ПОСТАВЩИК_НАЗВАНИЕ}</w:t>
-            </w:r>
-            <w:r>
-              <w:rPr>
-                <w:rFonts w:ascii="Arial" w:hAnsi="Arial" w:cs="Arial"/>
+              <w:t xml:space="preserve">ИИК</w:t>
+            </w:r>
+          </w:p>
+        </w:tc>
+        <w:tc>
+          <w:tcPr>
+            <w:tcW w:w="2450" w:type="dxa"/>
+            <w:shd w:val="clear" w:color="auto" w:fill="F2F2F2"/>
+            <w:vAlign w:val="center"/>
+          </w:tcPr>
+          <w:p>
+            <w:pPr>
+              <w:pStyle w:val="Normal"/>
+              <w:jc w:val="left"/>
+              <w:spacing w:before="0" w:after="0" w:line="240" w:lineRule="auto"/>
+            </w:pPr>
+            <w:r>
+              <w:rPr>
+                <w:rFonts w:ascii="Arial" w:hAnsi="Arial" w:cs="Arial"/>
+                <w:b/>
                 <w:sz w:val="17"/>
                 <w:szCs w:val="17"/>
                 <w:lang w:val="ru-RU"/>
               </w:rPr>
-              <w:t xml:space="preserve">, БИН </w:t>
-            </w:r>
+              <w:t xml:space="preserve">Кбе</w:t>
+            </w:r>
+          </w:p>
+        </w:tc>
+      </w:tr>
+      <w:tr>
+        <w:tc>
+          <w:tcPr>
+            <w:tcW w:w="5566" w:type="dxa"/>
+            <w:vAlign w:val="center"/>
+          </w:tcPr>
+          <w:p>
+            <w:pPr>
+              <w:pStyle w:val="Normal"/>
+              <w:jc w:val="left"/>
+              <w:spacing w:before="0" w:after="0" w:line="240" w:lineRule="auto"/>
+            </w:pPr>
             <w:r>
               <w:rPr>
                 <w:rFonts w:ascii="Arial" w:hAnsi="Arial" w:cs="Arial"/>
@@ -125,7 +155,67 @@
                 <w:szCs w:val="17"/>
                 <w:lang w:val="ru-RU"/>
               </w:rPr>
-              <w:t xml:space="preserve">{ПОСТАВЩИК_БИН}</w:t>
+              <w:t xml:space="preserve">{ПОСТАВЩИК_НАЗВАНИЕ}</w:t>
+            </w:r>
+          </w:p>
+          <w:p>
+            <w:pPr>
+              <w:pStyle w:val="Normal"/>
+              <w:jc w:val="left"/>
+              <w:spacing w:before="0" w:after="0" w:line="240" w:lineRule="auto"/>
+            </w:pPr>
+            <w:r>
+              <w:rPr>
+                <w:rFonts w:ascii="Arial" w:hAnsi="Arial" w:cs="Arial"/>
+                <w:sz w:val="17"/>
+                <w:szCs w:val="17"/>
+                <w:lang w:val="ru-RU"/>
+              </w:rPr>
+              <w:t xml:space="preserve">БИН: {ПОСТАВЩИК_БИН}</w:t>
+            </w:r>
+          </w:p>
+        </w:tc>
+        <w:tc>
+          <w:tcPr>
+            <w:tcW w:w="2450" w:type="dxa"/>
+            <w:vAlign w:val="center"/>
+          </w:tcPr>
+          <w:p>
+            <w:pPr>
+              <w:pStyle w:val="Normal"/>
+              <w:jc w:val="left"/>
+              <w:spacing w:before="0" w:after="0" w:line="240" w:lineRule="auto"/>
+            </w:pPr>
+            <w:r>
+              <w:rPr>
+                <w:rFonts w:ascii="Arial" w:hAnsi="Arial" w:cs="Arial"/>
+                <w:sz w:val="17"/>
+                <w:szCs w:val="17"/>
+                <w:lang w:val="ru-RU"/>
+              </w:rPr>
+              <w:t xml:space="preserve">{ПОСТАВЩИК_СЧЕТ}</w:t>
+            </w:r>
+          </w:p>
+        </w:tc>
+        <w:tc>
+          <w:tcPr>
+            <w:tcW w:w="2450" w:type="dxa"/>
+            <w:vAlign w:val="center"/>
+          </w:tcPr>
+          <w:p>
+            <w:pPr>
+              <w:pStyle w:val="Normal"/>
+              <w:jc w:val="left"/>
+              <w:spacing w:before="0" w:after="0" w:line="240" w:lineRule="auto"/>
+            </w:pPr>
+            <w:r>
+              <w:rPr>
+                <w:rFonts w:ascii="Arial" w:hAnsi="Arial" w:cs="Arial"/>
+                <w:sz w:val="17"/>
+                <w:szCs w:val="17"/>
+                <w:lang w:val="ru-RU"/>
+              </w:rPr>
+              <w:t xml:space="preserve">{ПОСТАВЩИК_КБЕ}</w:t>
             </w:r>
           </w:p>
         </w:tc>
@@ -133,7 +223,7 @@
       <w:tr>
         <w:tc>
           <w:tcPr>
-            <w:tcW w:w="1800" w:type="dxa"/>
+            <w:tcW w:w="5566" w:type="dxa"/>
             <w:shd w:val="clear" w:color="auto" w:fill="F2F2F2"/>
             <w:vAlign w:val="center"/>
           </w:tcPr>
@@ -151,13 +241,14 @@
                 <w:szCs w:val="17"/>
                 <w:lang w:val="ru-RU"/>
               </w:rPr>
-              <w:t xml:space="preserve">ИИК:</w:t>
-            </w:r>
-          </w:p>
-        </w:tc>
-        <w:tc>
-          <w:tcPr>
-            <w:tcW w:w="5000" w:type="dxa"/>
+              <w:t xml:space="preserve">Банк бенефициара:</w:t>
+            </w:r>
+          </w:p>
+        </w:tc>
+        <w:tc>
+          <w:tcPr>
+            <w:tcW w:w="2450" w:type="dxa"/>
+            <w:shd w:val="clear" w:color="auto" w:fill="F2F2F2"/>
             <w:vAlign w:val="center"/>
           </w:tcPr>
           <w:p>
@@ -169,17 +260,18 @@
             <w:r>
               <w:rPr>
                 <w:rFonts w:ascii="Arial" w:hAnsi="Arial" w:cs="Arial"/>
+                <w:b/>
                 <w:sz w:val="17"/>
                 <w:szCs w:val="17"/>
                 <w:lang w:val="ru-RU"/>
               </w:rPr>
-              <w:t xml:space="preserve">{ПОСТАВЩИК_СЧЕТ}</w:t>
-            </w:r>
-          </w:p>
-        </w:tc>
-        <w:tc>
-          <w:tcPr>
-            <w:tcW w:w="900" w:type="dxa"/>
+              <w:t xml:space="preserve">БИК</w:t>
+            </w:r>
+          </w:p>
+        </w:tc>
+        <w:tc>
+          <w:tcPr>
+            <w:tcW w:w="2450" w:type="dxa"/>
             <w:shd w:val="clear" w:color="auto" w:fill="F2F2F2"/>
             <w:vAlign w:val="center"/>
           </w:tcPr>
@@ -197,19 +289,21 @@
                 <w:szCs w:val="17"/>
                 <w:lang w:val="ru-RU"/>
               </w:rPr>
-              <w:t xml:space="preserve">Кбе:</w:t>
-            </w:r>
-          </w:p>
-        </w:tc>
-        <w:tc>
-          <w:tcPr>
-            <w:tcW w:w="2766" w:type="dxa"/>
+              <w:t xml:space="preserve">Код назначения платежа</w:t>
+            </w:r>
+          </w:p>
+        </w:tc>
+      </w:tr>
+      <w:tr>
+        <w:tc>
+          <w:tcPr>
+            <w:tcW w:w="5566" w:type="dxa"/>
             <w:vAlign w:val="center"/>
           </w:tcPr>
           <w:p>
             <w:pPr>
               <w:pStyle w:val="Normal"/>
-              <w:jc w:val="center"/>
+              <w:jc w:val="left"/>
               <w:spacing w:before="0" w:after="0" w:line="240" w:lineRule="auto"/>
             </w:pPr>
             <w:r>
@@ -219,16 +313,13 @@
                 <w:szCs w:val="17"/>
                 <w:lang w:val="ru-RU"/>
               </w:rPr>
-              <w:t xml:space="preserve">{ПОСТАВЩИК_КБЕ}</w:t>
-            </w:r>
-          </w:p>
-        </w:tc>
-      </w:tr>
-      <w:tr>
-        <w:tc>
-          <w:tcPr>
-            <w:tcW w:w="1800" w:type="dxa"/>
-            <w:shd w:val="clear" w:color="auto" w:fill="F2F2F2"/>
+              <w:t xml:space="preserve">{ПОСТАВЩИК_БАНК}</w:t>
+            </w:r>
+          </w:p>
+        </w:tc>
+        <w:tc>
+          <w:tcPr>
+            <w:tcW w:w="2450" w:type="dxa"/>
             <w:vAlign w:val="center"/>
           </w:tcPr>
           <w:p>
@@ -240,113 +331,17 @@
             <w:r>
               <w:rPr>
                 <w:rFonts w:ascii="Arial" w:hAnsi="Arial" w:cs="Arial"/>
-                <w:b/>
                 <w:sz w:val="17"/>
                 <w:szCs w:val="17"/>
                 <w:lang w:val="ru-RU"/>
               </w:rPr>
-              <w:t xml:space="preserve">Банк бенефициара:</w:t>
-            </w:r>
-          </w:p>
-        </w:tc>
-        <w:tc>
-          <w:tcPr>
-            <w:tcW w:w="5000" w:type="dxa"/>
-            <w:vAlign w:val="center"/>
-          </w:tcPr>
-          <w:p>
-            <w:pPr>
-              <w:pStyle w:val="Normal"/>
-              <w:jc w:val="left"/>
-              <w:spacing w:before="0" w:after="0" w:line="240" w:lineRule="auto"/>
-            </w:pPr>
-            <w:r>
-              <w:rPr>
-                <w:rFonts w:ascii="Arial" w:hAnsi="Arial" w:cs="Arial"/>
-                <w:sz w:val="17"/>
-                <w:szCs w:val="17"/>
-                <w:lang w:val="ru-RU"/>
-              </w:rPr>
-              <w:t xml:space="preserve">{ПОСТАВЩИК_БАНК}</w:t>
-            </w:r>
-          </w:p>
-        </w:tc>
-        <w:tc>
-          <w:tcPr>
-            <w:tcW w:w="900" w:type="dxa"/>
-            <w:shd w:val="clear" w:color="auto" w:fill="F2F2F2"/>
-            <w:vAlign w:val="center"/>
-          </w:tcPr>
-          <w:p>
-            <w:pPr>
-              <w:pStyle w:val="Normal"/>
-              <w:jc w:val="left"/>
-              <w:spacing w:before="0" w:after="0" w:line="240" w:lineRule="auto"/>
-            </w:pPr>
-            <w:r>
-              <w:rPr>
-                <w:rFonts w:ascii="Arial" w:hAnsi="Arial" w:cs="Arial"/>
-                <w:b/>
-                <w:sz w:val="17"/>
-                <w:szCs w:val="17"/>
-                <w:lang w:val="ru-RU"/>
-              </w:rPr>
-              <w:t xml:space="preserve">БИК:</w:t>
-            </w:r>
-          </w:p>
-        </w:tc>
-        <w:tc>
-          <w:tcPr>
-            <w:tcW w:w="2766" w:type="dxa"/>
-            <w:vAlign w:val="center"/>
-          </w:tcPr>
-          <w:p>
-            <w:pPr>
-              <w:pStyle w:val="Normal"/>
-              <w:jc w:val="center"/>
-              <w:spacing w:before="0" w:after="0" w:line="240" w:lineRule="auto"/>
-            </w:pPr>
-            <w:r>
-              <w:rPr>
-                <w:rFonts w:ascii="Arial" w:hAnsi="Arial" w:cs="Arial"/>
-                <w:sz w:val="17"/>
-                <w:szCs w:val="17"/>
-                <w:lang w:val="ru-RU"/>
-              </w:rPr>
               <w:t xml:space="preserve">{ПОСТАВЩИК_БИК}</w:t>
             </w:r>
           </w:p>
         </w:tc>
-      </w:tr>
-      <w:tr>
-        <w:tc>
-          <w:tcPr>
-            <w:tcW w:w="1800" w:type="dxa"/>
-            <w:shd w:val="clear" w:color="auto" w:fill="F2F2F2"/>
-            <w:vAlign w:val="center"/>
-          </w:tcPr>
-          <w:p>
-            <w:pPr>
-              <w:pStyle w:val="Normal"/>
-              <w:jc w:val="left"/>
-              <w:spacing w:before="0" w:after="0" w:line="240" w:lineRule="auto"/>
-            </w:pPr>
-            <w:r>
-              <w:rPr>
-                <w:rFonts w:ascii="Arial" w:hAnsi="Arial" w:cs="Arial"/>
-                <w:b/>
-                <w:sz w:val="17"/>
-                <w:szCs w:val="17"/>
-                <w:lang w:val="ru-RU"/>
-              </w:rPr>
-              <w:t xml:space="preserve">КНП:</w:t>
-            </w:r>
-          </w:p>
-        </w:tc>
-        <w:tc>
-          <w:tcPr>
-            <w:tcW w:w="8666" w:type="dxa"/>
-            <w:gridSpan w:val="3"/>
+        <w:tc>
+          <w:tcPr>
+            <w:tcW w:w="2450" w:type="dxa"/>
             <w:vAlign w:val="center"/>
           </w:tcPr>
           <w:p>
@@ -371,19 +366,9 @@
     <w:p>
       <w:pPr>
         <w:pStyle w:val="InvoiceTitle"/>
-        <w:keepNext/>
         <w:jc w:val="left"/>
-        <w:spacing w:before="200" w:after="200" w:line="240" w:lineRule="auto"/>
-      </w:pPr>
-      <w:r>
-        <w:rPr>
-          <w:rFonts w:ascii="Arial" w:hAnsi="Arial" w:cs="Arial"/>
-          <w:sz w:val="28"/>
-          <w:szCs w:val="28"/>
-          <w:lang w:val="ru-RU"/>
-        </w:rPr>
-        <w:t xml:space="preserve">Счёт на оплату № </w:t>
-      </w:r>
+        <w:spacing w:before="260" w:after="160" w:line="240" w:lineRule="auto"/>
+      </w:pPr>
       <w:r>
         <w:rPr>
           <w:rFonts w:ascii="Arial" w:hAnsi="Arial" w:cs="Arial"/>
@@ -392,16 +377,7 @@
           <w:szCs w:val="28"/>
           <w:lang w:val="ru-RU"/>
         </w:rPr>
-        <w:t xml:space="preserve">{НОМЕР_СЧЕТА}</w:t>
-      </w:r>
-      <w:r>
-        <w:rPr>
-          <w:rFonts w:ascii="Arial" w:hAnsi="Arial" w:cs="Arial"/>
-          <w:sz w:val="28"/>
-          <w:szCs w:val="28"/>
-          <w:lang w:val="ru-RU"/>
-        </w:rPr>
-        <w:t xml:space="preserve"> от </w:t>
+        <w:t xml:space="preserve">Счет на оплату № </w:t>
       </w:r>
       <w:r>
         <w:rPr>
@@ -411,194 +387,27 @@
           <w:szCs w:val="28"/>
           <w:lang w:val="ru-RU"/>
         </w:rPr>
+        <w:t xml:space="preserve">{НОМЕР_СЧЕТА}</w:t>
+      </w:r>
+      <w:r>
+        <w:rPr>
+          <w:rFonts w:ascii="Arial" w:hAnsi="Arial" w:cs="Arial"/>
+          <w:b/>
+          <w:sz w:val="28"/>
+          <w:szCs w:val="28"/>
+          <w:lang w:val="ru-RU"/>
+        </w:rPr>
+        <w:t xml:space="preserve"> от </w:t>
+      </w:r>
+      <w:r>
+        <w:rPr>
+          <w:rFonts w:ascii="Arial" w:hAnsi="Arial" w:cs="Arial"/>
+          <w:b/>
+          <w:sz w:val="28"/>
+          <w:szCs w:val="28"/>
+          <w:lang w:val="ru-RU"/>
+        </w:rPr>
         <w:t xml:space="preserve">{ДАТА_СЧЕТА}</w:t>
-      </w:r>
-    </w:p>
-    <w:p>
-      <w:pPr>
-        <w:pStyle w:val="Normal"/>
-        <w:jc w:val="left"/>
-        <w:spacing w:before="180" w:after="40" w:line="240" w:lineRule="auto"/>
-      </w:pPr>
-      <w:r>
-        <w:rPr>
-          <w:rFonts w:ascii="Arial" w:hAnsi="Arial" w:cs="Arial"/>
-          <w:b/>
-          <w:sz w:val="18"/>
-          <w:szCs w:val="18"/>
-          <w:lang w:val="ru-RU"/>
-        </w:rPr>
-        <w:t xml:space="preserve">Поставщик: </w:t>
-      </w:r>
-      <w:r>
-        <w:rPr>
-          <w:rFonts w:ascii="Arial" w:hAnsi="Arial" w:cs="Arial"/>
-          <w:sz w:val="18"/>
-          <w:szCs w:val="18"/>
-          <w:lang w:val="ru-RU"/>
-        </w:rPr>
-        <w:t xml:space="preserve">БИН </w:t>
-      </w:r>
-      <w:r>
-        <w:rPr>
-          <w:rFonts w:ascii="Arial" w:hAnsi="Arial" w:cs="Arial"/>
-          <w:sz w:val="18"/>
-          <w:szCs w:val="18"/>
-          <w:lang w:val="ru-RU"/>
-        </w:rPr>
-        <w:t xml:space="preserve">{ПОСТАВЩИК_БИН}</w:t>
-      </w:r>
-      <w:r>
-        <w:rPr>
-          <w:rFonts w:ascii="Arial" w:hAnsi="Arial" w:cs="Arial"/>
-          <w:sz w:val="18"/>
-          <w:szCs w:val="18"/>
-          <w:lang w:val="ru-RU"/>
-        </w:rPr>
-        <w:t xml:space="preserve">, </w:t>
-      </w:r>
-      <w:r>
-        <w:rPr>
-          <w:rFonts w:ascii="Arial" w:hAnsi="Arial" w:cs="Arial"/>
-          <w:sz w:val="18"/>
-          <w:szCs w:val="18"/>
-          <w:lang w:val="ru-RU"/>
-        </w:rPr>
-        <w:t xml:space="preserve">{ПОСТАВЩИК_НАЗВАНИЕ}</w:t>
-      </w:r>
-      <w:r>
-        <w:rPr>
-          <w:rFonts w:ascii="Arial" w:hAnsi="Arial" w:cs="Arial"/>
-          <w:sz w:val="18"/>
-          <w:szCs w:val="18"/>
-          <w:lang w:val="ru-RU"/>
-        </w:rPr>
-        <w:t xml:space="preserve">, </w:t>
-      </w:r>
-      <w:r>
-        <w:rPr>
-          <w:rFonts w:ascii="Arial" w:hAnsi="Arial" w:cs="Arial"/>
-          <w:sz w:val="18"/>
-          <w:szCs w:val="18"/>
-          <w:lang w:val="ru-RU"/>
-        </w:rPr>
-        <w:t xml:space="preserve">{ПОСТАВЩИК_АДРЕС}</w:t>
-      </w:r>
-    </w:p>
-    <w:p>
-      <w:pPr>
-        <w:pStyle w:val="Normal"/>
-        <w:jc w:val="left"/>
-        <w:spacing w:before="0" w:after="40" w:line="240" w:lineRule="auto"/>
-      </w:pPr>
-      <w:r>
-        <w:rPr>
-          <w:rFonts w:ascii="Arial" w:hAnsi="Arial" w:cs="Arial"/>
-          <w:b/>
-          <w:sz w:val="18"/>
-          <w:szCs w:val="18"/>
-          <w:lang w:val="ru-RU"/>
-        </w:rPr>
-        <w:t xml:space="preserve">Покупатель: </w:t>
-      </w:r>
-      <w:r>
-        <w:rPr>
-          <w:rFonts w:ascii="Arial" w:hAnsi="Arial" w:cs="Arial"/>
-          <w:sz w:val="18"/>
-          <w:szCs w:val="18"/>
-          <w:lang w:val="ru-RU"/>
-        </w:rPr>
-        <w:t xml:space="preserve">БИН </w:t>
-      </w:r>
-      <w:r>
-        <w:rPr>
-          <w:rFonts w:ascii="Arial" w:hAnsi="Arial" w:cs="Arial"/>
-          <w:sz w:val="18"/>
-          <w:szCs w:val="18"/>
-          <w:lang w:val="ru-RU"/>
-        </w:rPr>
-        <w:t xml:space="preserve">{ПОКУПАТЕЛЬ_БИН}</w:t>
-      </w:r>
-      <w:r>
-        <w:rPr>
-          <w:rFonts w:ascii="Arial" w:hAnsi="Arial" w:cs="Arial"/>
-          <w:sz w:val="18"/>
-          <w:szCs w:val="18"/>
-          <w:lang w:val="ru-RU"/>
-        </w:rPr>
-        <w:t xml:space="preserve">, </w:t>
-      </w:r>
-      <w:r>
-        <w:rPr>
-          <w:rFonts w:ascii="Arial" w:hAnsi="Arial" w:cs="Arial"/>
-          <w:sz w:val="18"/>
-          <w:szCs w:val="18"/>
-          <w:lang w:val="ru-RU"/>
-        </w:rPr>
-        <w:t xml:space="preserve">{ПОКУПАТЕЛЬ_НАЗВАНИЕ}</w:t>
-      </w:r>
-      <w:r>
-        <w:rPr>
-          <w:rFonts w:ascii="Arial" w:hAnsi="Arial" w:cs="Arial"/>
-          <w:sz w:val="18"/>
-          <w:szCs w:val="18"/>
-          <w:lang w:val="ru-RU"/>
-        </w:rPr>
-        <w:t xml:space="preserve">, </w:t>
-      </w:r>
-      <w:r>
-        <w:rPr>
-          <w:rFonts w:ascii="Arial" w:hAnsi="Arial" w:cs="Arial"/>
-          <w:sz w:val="18"/>
-          <w:szCs w:val="18"/>
-          <w:lang w:val="ru-RU"/>
-        </w:rPr>
-        <w:t xml:space="preserve">{ПОКУПАТЕЛЬ_АДРЕС}</w:t>
-      </w:r>
-      <w:r>
-        <w:rPr>
-          <w:rFonts w:ascii="Arial" w:hAnsi="Arial" w:cs="Arial"/>
-          <w:sz w:val="18"/>
-          <w:szCs w:val="18"/>
-          <w:lang w:val="ru-RU"/>
-        </w:rPr>
-        <w:t xml:space="preserve">, тел.: </w:t>
-      </w:r>
-      <w:r>
-        <w:rPr>
-          <w:rFonts w:ascii="Arial" w:hAnsi="Arial" w:cs="Arial"/>
-          <w:sz w:val="18"/>
-          <w:szCs w:val="18"/>
-          <w:lang w:val="ru-RU"/>
-        </w:rPr>
-        <w:t xml:space="preserve">{ПОКУПАТЕЛЬ_ТЕЛЕФОН}</w:t>
-      </w:r>
-    </w:p>
-    <w:p>
-      <w:pPr>
-        <w:pStyle w:val="Normal"/>
-        <w:keepNext/>
-        <w:jc w:val="left"/>
-        <w:spacing w:before="0" w:after="180" w:line="240" w:lineRule="auto"/>
-      </w:pPr>
-      <w:r>
-        <w:rPr>
-          <w:rFonts w:ascii="Arial" w:hAnsi="Arial" w:cs="Arial"/>
-          <w:b/>
-          <w:sz w:val="18"/>
-          <w:szCs w:val="18"/>
-          <w:lang w:val="ru-RU"/>
-        </w:rPr>
-        <w:t xml:space="preserve">Договор: </w:t>
-      </w:r>
-      <w:r>
-        <w:rPr>
-          <w:rFonts w:ascii="Arial" w:hAnsi="Arial" w:cs="Arial"/>
-          <w:sz w:val="18"/>
-          <w:szCs w:val="18"/>
-          <w:lang w:val="ru-RU"/>
-        </w:rPr>
-        <w:t xml:space="preserve">{ДОГОВОР}</w:t>
       </w:r>
     </w:p>
     <w:tbl>
@@ -607,27 +416,332 @@
         <w:tblLayout w:type="fixed"/>
         <w:tblInd w:w="0" w:type="dxa"/>
         <w:tblCellMar>
-          <w:top w:w="80" w:type="dxa"/>
-          <w:left w:w="120" w:type="dxa"/>
-          <w:bottom w:w="80" w:type="dxa"/>
-          <w:right w:w="120" w:type="dxa"/>
+          <w:top w:w="60" w:type="dxa"/>
+          <w:left w:w="100" w:type="dxa"/>
+          <w:bottom w:w="60" w:type="dxa"/>
+          <w:right w:w="100" w:type="dxa"/>
         </w:tblCellMar>
         <w:tblBorders>
-          <w:top w:val="single" w:sz="6" w:space="0" w:color="333333"/>
-          <w:left w:val="single" w:sz="6" w:space="0" w:color="333333"/>
-          <w:bottom w:val="single" w:sz="6" w:space="0" w:color="333333"/>
-          <w:right w:val="single" w:sz="6" w:space="0" w:color="333333"/>
-          <w:insideH w:val="single" w:sz="4" w:space="0" w:color="333333"/>
-          <w:insideV w:val="single" w:sz="4" w:space="0" w:color="333333"/>
+          <w:top w:val="single" w:sz="6" w:space="0" w:color="000000"/>
+          <w:left w:val="single" w:sz="6" w:space="0" w:color="000000"/>
+          <w:bottom w:val="single" w:sz="6" w:space="0" w:color="000000"/>
+          <w:right w:val="single" w:sz="6" w:space="0" w:color="000000"/>
+          <w:insideH w:val="single" w:sz="4" w:space="0" w:color="000000"/>
+          <w:insideV w:val="single" w:sz="4" w:space="0" w:color="000000"/>
         </w:tblBorders>
       </w:tblPr>
       <w:tblGrid>
-        <w:gridCol w:w="550"/>
-        <w:gridCol w:w="4210"/>
-        <w:gridCol w:w="950"/>
-        <w:gridCol w:w="850"/>
-        <w:gridCol w:w="1953"/>
-        <w:gridCol w:w="1953"/>
+        <w:gridCol w:w="1500"/>
+        <w:gridCol w:w="8966"/>
+      </w:tblGrid>
+      <w:tr>
+        <w:tc>
+          <w:tcPr>
+            <w:tcW w:w="1500" w:type="dxa"/>
+            <w:vAlign w:val="top"/>
+          </w:tcPr>
+          <w:p>
+            <w:pPr>
+              <w:pStyle w:val="Normal"/>
+              <w:jc w:val="left"/>
+              <w:spacing w:before="0" w:after="0" w:line="240" w:lineRule="auto"/>
+            </w:pPr>
+            <w:r>
+              <w:rPr>
+                <w:rFonts w:ascii="Arial" w:hAnsi="Arial" w:cs="Arial"/>
+                <w:b/>
+                <w:sz w:val="18"/>
+                <w:szCs w:val="18"/>
+                <w:lang w:val="ru-RU"/>
+              </w:rPr>
+              <w:t xml:space="preserve">Поставщик:</w:t>
+            </w:r>
+          </w:p>
+        </w:tc>
+        <w:tc>
+          <w:tcPr>
+            <w:tcW w:w="8966" w:type="dxa"/>
+            <w:vAlign w:val="top"/>
+          </w:tcPr>
+          <w:p>
+            <w:pPr>
+              <w:pStyle w:val="Normal"/>
+              <w:jc w:val="left"/>
+              <w:spacing w:before="0" w:after="0" w:line="240" w:lineRule="auto"/>
+            </w:pPr>
+            <w:r>
+              <w:rPr>
+                <w:rFonts w:ascii="Arial" w:hAnsi="Arial" w:cs="Arial"/>
+                <w:b/>
+                <w:sz w:val="18"/>
+                <w:szCs w:val="18"/>
+                <w:lang w:val="ru-RU"/>
+              </w:rPr>
+              <w:t xml:space="preserve">БИН / ИИН </w:t>
+            </w:r>
+            <w:r>
+              <w:rPr>
+                <w:rFonts w:ascii="Arial" w:hAnsi="Arial" w:cs="Arial"/>
+                <w:b/>
+                <w:sz w:val="18"/>
+                <w:szCs w:val="18"/>
+                <w:lang w:val="ru-RU"/>
+              </w:rPr>
+              <w:t xml:space="preserve">{ПОСТАВЩИК_БИН}</w:t>
+            </w:r>
+            <w:r>
+              <w:rPr>
+                <w:rFonts w:ascii="Arial" w:hAnsi="Arial" w:cs="Arial"/>
+                <w:b/>
+                <w:sz w:val="18"/>
+                <w:szCs w:val="18"/>
+                <w:lang w:val="ru-RU"/>
+              </w:rPr>
+              <w:t xml:space="preserve">, </w:t>
+            </w:r>
+            <w:r>
+              <w:rPr>
+                <w:rFonts w:ascii="Arial" w:hAnsi="Arial" w:cs="Arial"/>
+                <w:b/>
+                <w:sz w:val="18"/>
+                <w:szCs w:val="18"/>
+                <w:lang w:val="ru-RU"/>
+              </w:rPr>
+              <w:t xml:space="preserve">{ПОСТАВЩИК_НАЗВАНИЕ}</w:t>
+            </w:r>
+            <w:r>
+              <w:rPr>
+                <w:rFonts w:ascii="Arial" w:hAnsi="Arial" w:cs="Arial"/>
+                <w:b/>
+                <w:sz w:val="18"/>
+                <w:szCs w:val="18"/>
+                <w:lang w:val="ru-RU"/>
+              </w:rPr>
+              <w:t xml:space="preserve">, </w:t>
+            </w:r>
+            <w:r>
+              <w:rPr>
+                <w:rFonts w:ascii="Arial" w:hAnsi="Arial" w:cs="Arial"/>
+                <w:b/>
+                <w:sz w:val="18"/>
+                <w:szCs w:val="18"/>
+                <w:lang w:val="ru-RU"/>
+              </w:rPr>
+              <w:t xml:space="preserve">{ПОСТАВЩИК_АДРЕС}</w:t>
+            </w:r>
+          </w:p>
+        </w:tc>
+      </w:tr>
+      <w:tr>
+        <w:tc>
+          <w:tcPr>
+            <w:tcW w:w="1500" w:type="dxa"/>
+            <w:vAlign w:val="top"/>
+          </w:tcPr>
+          <w:p>
+            <w:pPr>
+              <w:pStyle w:val="Normal"/>
+              <w:jc w:val="left"/>
+              <w:spacing w:before="0" w:after="0" w:line="240" w:lineRule="auto"/>
+            </w:pPr>
+            <w:r>
+              <w:rPr>
+                <w:rFonts w:ascii="Arial" w:hAnsi="Arial" w:cs="Arial"/>
+                <w:b/>
+                <w:sz w:val="18"/>
+                <w:szCs w:val="18"/>
+                <w:lang w:val="ru-RU"/>
+              </w:rPr>
+              <w:t xml:space="preserve">Покупатель:</w:t>
+            </w:r>
+          </w:p>
+        </w:tc>
+        <w:tc>
+          <w:tcPr>
+            <w:tcW w:w="8966" w:type="dxa"/>
+            <w:vAlign w:val="top"/>
+          </w:tcPr>
+          <w:p>
+            <w:pPr>
+              <w:pStyle w:val="Normal"/>
+              <w:jc w:val="left"/>
+              <w:spacing w:before="0" w:after="0" w:line="240" w:lineRule="auto"/>
+            </w:pPr>
+            <w:r>
+              <w:rPr>
+                <w:rFonts w:ascii="Arial" w:hAnsi="Arial" w:cs="Arial"/>
+                <w:b/>
+                <w:sz w:val="18"/>
+                <w:szCs w:val="18"/>
+                <w:lang w:val="ru-RU"/>
+              </w:rPr>
+              <w:t xml:space="preserve">БИН / ИИН </w:t>
+            </w:r>
+            <w:r>
+              <w:rPr>
+                <w:rFonts w:ascii="Arial" w:hAnsi="Arial" w:cs="Arial"/>
+                <w:b/>
+                <w:sz w:val="18"/>
+                <w:szCs w:val="18"/>
+                <w:lang w:val="ru-RU"/>
+              </w:rPr>
+              <w:t xml:space="preserve">{ПОКУПАТЕЛЬ_БИН}</w:t>
+            </w:r>
+            <w:r>
+              <w:rPr>
+                <w:rFonts w:ascii="Arial" w:hAnsi="Arial" w:cs="Arial"/>
+                <w:b/>
+                <w:sz w:val="18"/>
+                <w:szCs w:val="18"/>
+                <w:lang w:val="ru-RU"/>
+              </w:rPr>
+              <w:t xml:space="preserve">, </w:t>
+            </w:r>
+            <w:r>
+              <w:rPr>
+                <w:rFonts w:ascii="Arial" w:hAnsi="Arial" w:cs="Arial"/>
+                <w:b/>
+                <w:sz w:val="18"/>
+                <w:szCs w:val="18"/>
+                <w:lang w:val="ru-RU"/>
+              </w:rPr>
+              <w:t xml:space="preserve">{ПОКУПАТЕЛЬ_НАЗВАНИЕ}</w:t>
+            </w:r>
+            <w:r>
+              <w:rPr>
+                <w:rFonts w:ascii="Arial" w:hAnsi="Arial" w:cs="Arial"/>
+                <w:b/>
+                <w:sz w:val="18"/>
+                <w:szCs w:val="18"/>
+                <w:lang w:val="ru-RU"/>
+              </w:rPr>
+              <w:t xml:space="preserve">, </w:t>
+            </w:r>
+            <w:r>
+              <w:rPr>
+                <w:rFonts w:ascii="Arial" w:hAnsi="Arial" w:cs="Arial"/>
+                <w:b/>
+                <w:sz w:val="18"/>
+                <w:szCs w:val="18"/>
+                <w:lang w:val="ru-RU"/>
+              </w:rPr>
+              <w:t xml:space="preserve">{ПОКУПАТЕЛЬ_АДРЕС}</w:t>
+            </w:r>
+            <w:r>
+              <w:rPr>
+                <w:rFonts w:ascii="Arial" w:hAnsi="Arial" w:cs="Arial"/>
+                <w:b/>
+                <w:sz w:val="18"/>
+                <w:szCs w:val="18"/>
+                <w:lang w:val="ru-RU"/>
+              </w:rPr>
+              <w:t xml:space="preserve">, тел.: </w:t>
+            </w:r>
+            <w:r>
+              <w:rPr>
+                <w:rFonts w:ascii="Arial" w:hAnsi="Arial" w:cs="Arial"/>
+                <w:b/>
+                <w:sz w:val="18"/>
+                <w:szCs w:val="18"/>
+                <w:lang w:val="ru-RU"/>
+              </w:rPr>
+              <w:t xml:space="preserve">{ПОКУПАТЕЛЬ_ТЕЛЕФОН}</w:t>
+            </w:r>
+          </w:p>
+        </w:tc>
+      </w:tr>
+      <w:tr>
+        <w:tc>
+          <w:tcPr>
+            <w:tcW w:w="1500" w:type="dxa"/>
+            <w:vAlign w:val="top"/>
+          </w:tcPr>
+          <w:p>
+            <w:pPr>
+              <w:pStyle w:val="Normal"/>
+              <w:jc w:val="left"/>
+              <w:spacing w:before="0" w:after="0" w:line="240" w:lineRule="auto"/>
+            </w:pPr>
+            <w:r>
+              <w:rPr>
+                <w:rFonts w:ascii="Arial" w:hAnsi="Arial" w:cs="Arial"/>
+                <w:b/>
+                <w:sz w:val="18"/>
+                <w:szCs w:val="18"/>
+                <w:lang w:val="ru-RU"/>
+              </w:rPr>
+              <w:t xml:space="preserve">Договор:</w:t>
+            </w:r>
+          </w:p>
+        </w:tc>
+        <w:tc>
+          <w:tcPr>
+            <w:tcW w:w="8966" w:type="dxa"/>
+            <w:vAlign w:val="top"/>
+          </w:tcPr>
+          <w:p>
+            <w:pPr>
+              <w:pStyle w:val="Normal"/>
+              <w:jc w:val="left"/>
+              <w:spacing w:before="0" w:after="0" w:line="240" w:lineRule="auto"/>
+            </w:pPr>
+            <w:r>
+              <w:rPr>
+                <w:rFonts w:ascii="Arial" w:hAnsi="Arial" w:cs="Arial"/>
+                <w:b/>
+                <w:sz w:val="18"/>
+                <w:szCs w:val="18"/>
+                <w:lang w:val="ru-RU"/>
+              </w:rPr>
+              <w:t xml:space="preserve">{ДОГОВОР}</w:t>
+            </w:r>
+          </w:p>
+        </w:tc>
+      </w:tr>
+    </w:tbl>
+    <w:p>
+      <w:pPr>
+        <w:pStyle w:val="Normal"/>
+        <w:jc w:val="left"/>
+        <w:spacing w:before="0" w:after="80" w:line="240" w:lineRule="auto"/>
+      </w:pPr>
+      <w:r>
+        <w:rPr>
+          <w:rFonts w:ascii="Arial" w:hAnsi="Arial" w:cs="Arial"/>
+          <w:sz w:val="18"/>
+          <w:szCs w:val="18"/>
+          <w:lang w:val="ru-RU"/>
+        </w:rPr>
+        <w:t xml:space="preserve"/>
+      </w:r>
+    </w:p>
+    <w:tbl>
+      <w:tblPr>
+        <w:tblW w:w="10466" w:type="dxa"/>
+        <w:tblLayout w:type="fixed"/>
+        <w:tblInd w:w="0" w:type="dxa"/>
+        <w:tblCellMar>
+          <w:top w:w="60" w:type="dxa"/>
+          <w:left w:w="100" w:type="dxa"/>
+          <w:bottom w:w="60" w:type="dxa"/>
+          <w:right w:w="100" w:type="dxa"/>
+        </w:tblCellMar>
+        <w:tblBorders>
+          <w:top w:val="single" w:sz="6" w:space="0" w:color="000000"/>
+          <w:left w:val="single" w:sz="6" w:space="0" w:color="000000"/>
+          <w:bottom w:val="single" w:sz="6" w:space="0" w:color="000000"/>
+          <w:right w:val="single" w:sz="6" w:space="0" w:color="000000"/>
+          <w:insideH w:val="single" w:sz="4" w:space="0" w:color="000000"/>
+          <w:insideV w:val="single" w:sz="4" w:space="0" w:color="000000"/>
+        </w:tblBorders>
+      </w:tblPr>
+      <w:tblGrid>
+        <w:gridCol w:w="560"/>
+        <w:gridCol w:w="5406"/>
+        <w:gridCol w:w="1100"/>
+        <w:gridCol w:w="700"/>
+        <w:gridCol w:w="1350"/>
+        <w:gridCol w:w="1350"/>
       </w:tblGrid>
       <w:tr>
         <w:trPr>
@@ -635,8 +749,8 @@
         </w:trPr>
         <w:tc>
           <w:tcPr>
-            <w:tcW w:w="550" w:type="dxa"/>
-            <w:shd w:val="clear" w:color="auto" w:fill="EDEDED"/>
+            <w:tcW w:w="560" w:type="dxa"/>
+            <w:shd w:val="clear" w:color="auto" w:fill="F2F2F2"/>
             <w:vAlign w:val="center"/>
           </w:tcPr>
           <w:p>
@@ -649,8 +763,8 @@
               <w:rPr>
                 <w:rFonts w:ascii="Arial" w:hAnsi="Arial" w:cs="Arial"/>
                 <w:b/>
-                <w:sz w:val="17"/>
-                <w:szCs w:val="17"/>
+                <w:sz w:val="18"/>
+                <w:szCs w:val="18"/>
                 <w:lang w:val="ru-RU"/>
               </w:rPr>
               <w:t xml:space="preserve">№</w:t>
@@ -659,22 +773,22 @@
         </w:tc>
         <w:tc>
           <w:tcPr>
-            <w:tcW w:w="4210" w:type="dxa"/>
-            <w:shd w:val="clear" w:color="auto" w:fill="EDEDED"/>
+            <w:tcW w:w="5406" w:type="dxa"/>
+            <w:shd w:val="clear" w:color="auto" w:fill="F2F2F2"/>
             <w:vAlign w:val="center"/>
           </w:tcPr>
           <w:p>
             <w:pPr>
               <w:pStyle w:val="Normal"/>
-              <w:jc w:val="left"/>
-              <w:spacing w:before="0" w:after="0" w:line="240" w:lineRule="auto"/>
-            </w:pPr>
-            <w:r>
-              <w:rPr>
-                <w:rFonts w:ascii="Arial" w:hAnsi="Arial" w:cs="Arial"/>
-                <w:b/>
-                <w:sz w:val="17"/>
-                <w:szCs w:val="17"/>
+              <w:jc w:val="center"/>
+              <w:spacing w:before="0" w:after="0" w:line="240" w:lineRule="auto"/>
+            </w:pPr>
+            <w:r>
+              <w:rPr>
+                <w:rFonts w:ascii="Arial" w:hAnsi="Arial" w:cs="Arial"/>
+                <w:b/>
+                <w:sz w:val="18"/>
+                <w:szCs w:val="18"/>
                 <w:lang w:val="ru-RU"/>
               </w:rPr>
               <w:t xml:space="preserve">Наименование</w:t>
@@ -683,8 +797,8 @@
         </w:tc>
         <w:tc>
           <w:tcPr>
-            <w:tcW w:w="950" w:type="dxa"/>
-            <w:shd w:val="clear" w:color="auto" w:fill="EDEDED"/>
+            <w:tcW w:w="1100" w:type="dxa"/>
+            <w:shd w:val="clear" w:color="auto" w:fill="F2F2F2"/>
             <w:vAlign w:val="center"/>
           </w:tcPr>
           <w:p>
@@ -697,8 +811,8 @@
               <w:rPr>
                 <w:rFonts w:ascii="Arial" w:hAnsi="Arial" w:cs="Arial"/>
                 <w:b/>
-                <w:sz w:val="17"/>
-                <w:szCs w:val="17"/>
+                <w:sz w:val="18"/>
+                <w:szCs w:val="18"/>
                 <w:lang w:val="ru-RU"/>
               </w:rPr>
               <w:t xml:space="preserve">Кол-во</w:t>
@@ -707,8 +821,8 @@
         </w:tc>
         <w:tc>
           <w:tcPr>
-            <w:tcW w:w="850" w:type="dxa"/>
-            <w:shd w:val="clear" w:color="auto" w:fill="EDEDED"/>
+            <w:tcW w:w="700" w:type="dxa"/>
+            <w:shd w:val="clear" w:color="auto" w:fill="F2F2F2"/>
             <w:vAlign w:val="center"/>
           </w:tcPr>
           <w:p>
@@ -721,8 +835,8 @@
               <w:rPr>
                 <w:rFonts w:ascii="Arial" w:hAnsi="Arial" w:cs="Arial"/>
                 <w:b/>
-                <w:sz w:val="17"/>
-                <w:szCs w:val="17"/>
+                <w:sz w:val="18"/>
+                <w:szCs w:val="18"/>
                 <w:lang w:val="ru-RU"/>
               </w:rPr>
               <w:t xml:space="preserve">Ед.</w:t>
@@ -731,8 +845,8 @@
         </w:tc>
         <w:tc>
           <w:tcPr>
-            <w:tcW w:w="1953" w:type="dxa"/>
-            <w:shd w:val="clear" w:color="auto" w:fill="EDEDED"/>
+            <w:tcW w:w="1350" w:type="dxa"/>
+            <w:shd w:val="clear" w:color="auto" w:fill="F2F2F2"/>
             <w:vAlign w:val="center"/>
           </w:tcPr>
           <w:p>
@@ -745,8 +859,8 @@
               <w:rPr>
                 <w:rFonts w:ascii="Arial" w:hAnsi="Arial" w:cs="Arial"/>
                 <w:b/>
-                <w:sz w:val="17"/>
-                <w:szCs w:val="17"/>
+                <w:sz w:val="18"/>
+                <w:szCs w:val="18"/>
                 <w:lang w:val="ru-RU"/>
               </w:rPr>
               <w:t xml:space="preserve">Цена</w:t>
@@ -755,8 +869,8 @@
         </w:tc>
         <w:tc>
           <w:tcPr>
-            <w:tcW w:w="1953" w:type="dxa"/>
-            <w:shd w:val="clear" w:color="auto" w:fill="EDEDED"/>
+            <w:tcW w:w="1350" w:type="dxa"/>
+            <w:shd w:val="clear" w:color="auto" w:fill="F2F2F2"/>
             <w:vAlign w:val="center"/>
           </w:tcPr>
           <w:p>
@@ -769,8 +883,8 @@
               <w:rPr>
                 <w:rFonts w:ascii="Arial" w:hAnsi="Arial" w:cs="Arial"/>
                 <w:b/>
-                <w:sz w:val="17"/>
-                <w:szCs w:val="17"/>
+                <w:sz w:val="18"/>
+                <w:szCs w:val="18"/>
                 <w:lang w:val="ru-RU"/>
               </w:rPr>
               <w:t xml:space="preserve">Сумма</w:t>
@@ -781,8 +895,8 @@
       <w:tr>
         <w:tc>
           <w:tcPr>
-            <w:tcW w:w="550" w:type="dxa"/>
-            <w:vAlign w:val="center"/>
+            <w:tcW w:w="560" w:type="dxa"/>
+            <w:vAlign w:val="top"/>
           </w:tcPr>
           <w:p>
             <w:pPr>
@@ -793,8 +907,17 @@
             <w:r>
               <w:rPr>
                 <w:rFonts w:ascii="Arial" w:hAnsi="Arial" w:cs="Arial"/>
-                <w:sz w:val="17"/>
-                <w:szCs w:val="17"/>
+                <w:sz w:val="18"/>
+                <w:szCs w:val="18"/>
+                <w:lang w:val="ru-RU"/>
+              </w:rPr>
+              <w:t xml:space="preserve">{СТРОКА_УСЛУГИ}</w:t>
+            </w:r>
+            <w:r>
+              <w:rPr>
+                <w:rFonts w:ascii="Arial" w:hAnsi="Arial" w:cs="Arial"/>
+                <w:sz w:val="18"/>
+                <w:szCs w:val="18"/>
                 <w:lang w:val="ru-RU"/>
               </w:rPr>
               <w:t xml:space="preserve">{УСЛУГА_НОМЕР}</w:t>
@@ -803,8 +926,8 @@
         </w:tc>
         <w:tc>
           <w:tcPr>
-            <w:tcW w:w="4210" w:type="dxa"/>
-            <w:vAlign w:val="center"/>
+            <w:tcW w:w="5406" w:type="dxa"/>
+            <w:vAlign w:val="top"/>
           </w:tcPr>
           <w:p>
             <w:pPr>
@@ -815,17 +938,8 @@
             <w:r>
               <w:rPr>
                 <w:rFonts w:ascii="Arial" w:hAnsi="Arial" w:cs="Arial"/>
-                <w:sz w:val="17"/>
-                <w:szCs w:val="17"/>
-                <w:lang w:val="ru-RU"/>
-              </w:rPr>
-              <w:t xml:space="preserve">{СТРОКА_УСЛУГИ}</w:t>
-            </w:r>
-            <w:r>
-              <w:rPr>
-                <w:rFonts w:ascii="Arial" w:hAnsi="Arial" w:cs="Arial"/>
-                <w:sz w:val="17"/>
-                <w:szCs w:val="17"/>
+                <w:sz w:val="18"/>
+                <w:szCs w:val="18"/>
                 <w:lang w:val="ru-RU"/>
               </w:rPr>
               <w:t xml:space="preserve">{УСЛУГА_НАЗВАНИЕ}</w:t>
@@ -834,8 +948,30 @@
         </w:tc>
         <w:tc>
           <w:tcPr>
-            <w:tcW w:w="950" w:type="dxa"/>
-            <w:vAlign w:val="center"/>
+            <w:tcW w:w="1100" w:type="dxa"/>
+            <w:vAlign w:val="top"/>
+          </w:tcPr>
+          <w:p>
+            <w:pPr>
+              <w:pStyle w:val="Normal"/>
+              <w:jc w:val="right"/>
+              <w:spacing w:before="0" w:after="0" w:line="240" w:lineRule="auto"/>
+            </w:pPr>
+            <w:r>
+              <w:rPr>
+                <w:rFonts w:ascii="Arial" w:hAnsi="Arial" w:cs="Arial"/>
+                <w:sz w:val="18"/>
+                <w:szCs w:val="18"/>
+                <w:lang w:val="ru-RU"/>
+              </w:rPr>
+              <w:t xml:space="preserve">{УСЛУГА_КОЛИЧЕСТВО}</w:t>
+            </w:r>
+          </w:p>
+        </w:tc>
+        <w:tc>
+          <w:tcPr>
+            <w:tcW w:w="700" w:type="dxa"/>
+            <w:vAlign w:val="top"/>
           </w:tcPr>
           <w:p>
             <w:pPr>
@@ -846,30 +982,8 @@
             <w:r>
               <w:rPr>
                 <w:rFonts w:ascii="Arial" w:hAnsi="Arial" w:cs="Arial"/>
-                <w:sz w:val="17"/>
-                <w:szCs w:val="17"/>
-                <w:lang w:val="ru-RU"/>
-              </w:rPr>
-              <w:t xml:space="preserve">{УСЛУГА_КОЛИЧЕСТВО}</w:t>
-            </w:r>
-          </w:p>
-        </w:tc>
-        <w:tc>
-          <w:tcPr>
-            <w:tcW w:w="850" w:type="dxa"/>
-            <w:vAlign w:val="center"/>
-          </w:tcPr>
-          <w:p>
-            <w:pPr>
-              <w:pStyle w:val="Normal"/>
-              <w:jc w:val="center"/>
-              <w:spacing w:before="0" w:after="0" w:line="240" w:lineRule="auto"/>
-            </w:pPr>
-            <w:r>
-              <w:rPr>
-                <w:rFonts w:ascii="Arial" w:hAnsi="Arial" w:cs="Arial"/>
-                <w:sz w:val="17"/>
-                <w:szCs w:val="17"/>
+                <w:sz w:val="18"/>
+                <w:szCs w:val="18"/>
                 <w:lang w:val="ru-RU"/>
               </w:rPr>
               <w:t xml:space="preserve">{УСЛУГА_ЕДИНИЦА}</w:t>
@@ -878,8 +992,8 @@
         </w:tc>
         <w:tc>
           <w:tcPr>
-            <w:tcW w:w="1953" w:type="dxa"/>
-            <w:vAlign w:val="center"/>
+            <w:tcW w:w="1350" w:type="dxa"/>
+            <w:vAlign w:val="top"/>
           </w:tcPr>
           <w:p>
             <w:pPr>
@@ -890,8 +1004,8 @@
             <w:r>
               <w:rPr>
                 <w:rFonts w:ascii="Arial" w:hAnsi="Arial" w:cs="Arial"/>
-                <w:sz w:val="17"/>
-                <w:szCs w:val="17"/>
+                <w:sz w:val="18"/>
+                <w:szCs w:val="18"/>
                 <w:lang w:val="ru-RU"/>
               </w:rPr>
               <w:t xml:space="preserve">{УСЛУГА_ЦЕНА}</w:t>
@@ -900,8 +1014,8 @@
         </w:tc>
         <w:tc>
           <w:tcPr>
-            <w:tcW w:w="1953" w:type="dxa"/>
-            <w:vAlign w:val="center"/>
+            <w:tcW w:w="1350" w:type="dxa"/>
+            <w:vAlign w:val="top"/>
           </w:tcPr>
           <w:p>
             <w:pPr>
@@ -912,8 +1026,8 @@
             <w:r>
               <w:rPr>
                 <w:rFonts w:ascii="Arial" w:hAnsi="Arial" w:cs="Arial"/>
-                <w:sz w:val="17"/>
-                <w:szCs w:val="17"/>
+                <w:sz w:val="18"/>
+                <w:szCs w:val="18"/>
                 <w:lang w:val="ru-RU"/>
               </w:rPr>
               <w:t xml:space="preserve">{УСЛУГА_СУММА}</w:t>
@@ -926,7 +1040,7 @@
       <w:pPr>
         <w:pStyle w:val="Normal"/>
         <w:jc w:val="right"/>
-        <w:spacing w:before="160" w:after="40" w:line="240" w:lineRule="auto"/>
+        <w:spacing w:before="120" w:after="0" w:line="240" w:lineRule="auto"/>
       </w:pPr>
       <w:r>
         <w:rPr>
@@ -948,134 +1062,12 @@
         </w:rPr>
         <w:t xml:space="preserve">{ИТОГО}</w:t>
       </w:r>
-      <w:r>
-        <w:rPr>
-          <w:rFonts w:ascii="Arial" w:hAnsi="Arial" w:cs="Arial"/>
-          <w:sz w:val="18"/>
-          <w:szCs w:val="18"/>
-          <w:lang w:val="ru-RU"/>
-        </w:rPr>
-        <w:t xml:space="preserve"> </w:t>
-      </w:r>
-      <w:r>
-        <w:rPr>
-          <w:rFonts w:ascii="Arial" w:hAnsi="Arial" w:cs="Arial"/>
-          <w:sz w:val="18"/>
-          <w:szCs w:val="18"/>
-          <w:lang w:val="ru-RU"/>
-        </w:rPr>
-        <w:t xml:space="preserve">{ВАЛЮТА}</w:t>
-      </w:r>
     </w:p>
     <w:p>
       <w:pPr>
         <w:pStyle w:val="Normal"/>
         <w:jc w:val="right"/>
-        <w:spacing w:before="0" w:after="40" w:line="240" w:lineRule="auto"/>
-      </w:pPr>
-      <w:r>
-        <w:rPr>
-          <w:rFonts w:ascii="Arial" w:hAnsi="Arial" w:cs="Arial"/>
-          <w:sz w:val="18"/>
-          <w:szCs w:val="18"/>
-          <w:lang w:val="ru-RU"/>
-        </w:rPr>
-        <w:t xml:space="preserve">{НДС_СТРОКА}</w:t>
-      </w:r>
-    </w:p>
-    <w:p>
-      <w:pPr>
-        <w:pStyle w:val="Normal"/>
-        <w:jc w:val="right"/>
-        <w:spacing w:before="0" w:after="80" w:line="240" w:lineRule="auto"/>
-      </w:pPr>
-      <w:r>
-        <w:rPr>
-          <w:rFonts w:ascii="Arial" w:hAnsi="Arial" w:cs="Arial"/>
-          <w:sz w:val="18"/>
-          <w:szCs w:val="18"/>
-          <w:lang w:val="ru-RU"/>
-        </w:rPr>
-        <w:t xml:space="preserve">Всего наименований </w:t>
-      </w:r>
-      <w:r>
-        <w:rPr>
-          <w:rFonts w:ascii="Arial" w:hAnsi="Arial" w:cs="Arial"/>
-          <w:sz w:val="18"/>
-          <w:szCs w:val="18"/>
-          <w:lang w:val="ru-RU"/>
-        </w:rPr>
-        <w:t xml:space="preserve">{КОЛИЧЕСТВО_НАИМЕНОВАНИЙ}</w:t>
-      </w:r>
-      <w:r>
-        <w:rPr>
-          <w:rFonts w:ascii="Arial" w:hAnsi="Arial" w:cs="Arial"/>
-          <w:sz w:val="18"/>
-          <w:szCs w:val="18"/>
-          <w:lang w:val="ru-RU"/>
-        </w:rPr>
-        <w:t xml:space="preserve">, на сумму </w:t>
-      </w:r>
-      <w:r>
-        <w:rPr>
-          <w:rFonts w:ascii="Arial" w:hAnsi="Arial" w:cs="Arial"/>
-          <w:sz w:val="18"/>
-          <w:szCs w:val="18"/>
-          <w:lang w:val="ru-RU"/>
-        </w:rPr>
-        <w:t xml:space="preserve">{ИТОГО}</w:t>
-      </w:r>
-      <w:r>
-        <w:rPr>
-          <w:rFonts w:ascii="Arial" w:hAnsi="Arial" w:cs="Arial"/>
-          <w:sz w:val="18"/>
-          <w:szCs w:val="18"/>
-          <w:lang w:val="ru-RU"/>
-        </w:rPr>
-        <w:t xml:space="preserve"> </w:t>
-      </w:r>
-      <w:r>
-        <w:rPr>
-          <w:rFonts w:ascii="Arial" w:hAnsi="Arial" w:cs="Arial"/>
-          <w:sz w:val="18"/>
-          <w:szCs w:val="18"/>
-          <w:lang w:val="ru-RU"/>
-        </w:rPr>
-        <w:t xml:space="preserve">{ВАЛЮТА}</w:t>
-      </w:r>
-    </w:p>
-    <w:p>
-      <w:pPr>
-        <w:pStyle w:val="InvoiceTotal"/>
-        <w:jc w:val="left"/>
-        <w:spacing w:before="80" w:after="0" w:line="240" w:lineRule="auto"/>
-      </w:pPr>
-      <w:r>
-        <w:rPr>
-          <w:rFonts w:ascii="Arial" w:hAnsi="Arial" w:cs="Arial"/>
-          <w:b/>
-          <w:sz w:val="20"/>
-          <w:szCs w:val="20"/>
-          <w:lang w:val="ru-RU"/>
-        </w:rPr>
-        <w:t xml:space="preserve">Всего к оплате: </w:t>
-      </w:r>
-      <w:r>
-        <w:rPr>
-          <w:rFonts w:ascii="Arial" w:hAnsi="Arial" w:cs="Arial"/>
-          <w:b/>
-          <w:sz w:val="20"/>
-          <w:szCs w:val="20"/>
-          <w:lang w:val="ru-RU"/>
-        </w:rPr>
-        <w:t xml:space="preserve">{ВСЕГО_К_ОПЛАТЕ_ПРОПИСЬЮ}</w:t>
-      </w:r>
-    </w:p>
-    <w:p>
-      <w:pPr>
-        <w:pStyle w:val="Normal"/>
-        <w:jc w:val="left"/>
-        <w:spacing w:before="720" w:after="0" w:line="240" w:lineRule="auto"/>
+        <w:spacing w:before="0" w:after="0" w:line="240" w:lineRule="auto"/>
       </w:pPr>
       <w:r>
         <w:rPr>
@@ -1085,25 +1077,127 @@
           <w:szCs w:val="18"/>
           <w:lang w:val="ru-RU"/>
         </w:rPr>
-        <w:t xml:space="preserve">Исполнитель   </w:t>
-      </w:r>
-      <w:r>
-        <w:rPr>
-          <w:rFonts w:ascii="Arial" w:hAnsi="Arial" w:cs="Arial"/>
+        <w:t xml:space="preserve">{НДС_СТРОКА}</w:t>
+      </w:r>
+    </w:p>
+    <w:p>
+      <w:pPr>
+        <w:pStyle w:val="Normal"/>
+        <w:jc w:val="left"/>
+        <w:spacing w:before="160" w:after="0" w:line="240" w:lineRule="auto"/>
+      </w:pPr>
+      <w:r>
+        <w:rPr>
+          <w:rFonts w:ascii="Arial" w:hAnsi="Arial" w:cs="Arial"/>
+          <w:b/>
           <w:sz w:val="18"/>
           <w:szCs w:val="18"/>
           <w:lang w:val="ru-RU"/>
         </w:rPr>
-        <w:t xml:space="preserve">_____________________</w:t>
-      </w:r>
-      <w:r>
-        <w:rPr>
-          <w:rFonts w:ascii="Arial" w:hAnsi="Arial" w:cs="Arial"/>
+        <w:t xml:space="preserve">Всего наименований </w:t>
+      </w:r>
+      <w:r>
+        <w:rPr>
+          <w:rFonts w:ascii="Arial" w:hAnsi="Arial" w:cs="Arial"/>
+          <w:b/>
           <w:sz w:val="18"/>
           <w:szCs w:val="18"/>
           <w:lang w:val="ru-RU"/>
         </w:rPr>
-        <w:t xml:space="preserve">  /</w:t>
+        <w:t xml:space="preserve">{КОЛИЧЕСТВО_НАИМЕНОВАНИЙ}</w:t>
+      </w:r>
+      <w:r>
+        <w:rPr>
+          <w:rFonts w:ascii="Arial" w:hAnsi="Arial" w:cs="Arial"/>
+          <w:b/>
+          <w:sz w:val="18"/>
+          <w:szCs w:val="18"/>
+          <w:lang w:val="ru-RU"/>
+        </w:rPr>
+        <w:t xml:space="preserve">, на сумму </w:t>
+      </w:r>
+      <w:r>
+        <w:rPr>
+          <w:rFonts w:ascii="Arial" w:hAnsi="Arial" w:cs="Arial"/>
+          <w:b/>
+          <w:sz w:val="18"/>
+          <w:szCs w:val="18"/>
+          <w:lang w:val="ru-RU"/>
+        </w:rPr>
+        <w:t xml:space="preserve">{ИТОГО}</w:t>
+      </w:r>
+      <w:r>
+        <w:rPr>
+          <w:rFonts w:ascii="Arial" w:hAnsi="Arial" w:cs="Arial"/>
+          <w:b/>
+          <w:sz w:val="18"/>
+          <w:szCs w:val="18"/>
+          <w:lang w:val="ru-RU"/>
+        </w:rPr>
+        <w:t xml:space="preserve"> </w:t>
+      </w:r>
+      <w:r>
+        <w:rPr>
+          <w:rFonts w:ascii="Arial" w:hAnsi="Arial" w:cs="Arial"/>
+          <w:b/>
+          <w:sz w:val="18"/>
+          <w:szCs w:val="18"/>
+          <w:lang w:val="ru-RU"/>
+        </w:rPr>
+        <w:t xml:space="preserve">{ВАЛЮТА}</w:t>
+      </w:r>
+    </w:p>
+    <w:p>
+      <w:pPr>
+        <w:pStyle w:val="Normal"/>
+        <w:jc w:val="left"/>
+        <w:spacing w:before="0" w:after="320" w:line="240" w:lineRule="auto"/>
+      </w:pPr>
+      <w:r>
+        <w:rPr>
+          <w:rFonts w:ascii="Arial" w:hAnsi="Arial" w:cs="Arial"/>
+          <w:b/>
+          <w:sz w:val="18"/>
+          <w:szCs w:val="18"/>
+          <w:lang w:val="ru-RU"/>
+        </w:rPr>
+        <w:t xml:space="preserve">Всего к оплате: </w:t>
+      </w:r>
+      <w:r>
+        <w:rPr>
+          <w:rFonts w:ascii="Arial" w:hAnsi="Arial" w:cs="Arial"/>
+          <w:b/>
+          <w:sz w:val="18"/>
+          <w:szCs w:val="18"/>
+          <w:lang w:val="ru-RU"/>
+        </w:rPr>
+        <w:t xml:space="preserve">{ВСЕГО_К_ОПЛАТЕ_ПРОПИСЬЮ}</w:t>
+      </w:r>
+    </w:p>
+    <w:p>
+      <w:pPr>
+        <w:pStyle w:val="Normal"/>
+        <w:jc w:val="left"/>
+        <w:spacing w:before="200" w:after="0" w:line="240" w:lineRule="auto"/>
+      </w:pPr>
+      <w:r>
+        <w:rPr>
+          <w:rFonts w:ascii="Arial" w:hAnsi="Arial" w:cs="Arial"/>
+          <w:b/>
+          <w:sz w:val="18"/>
+          <w:szCs w:val="18"/>
+          <w:lang w:val="ru-RU"/>
+        </w:rPr>
+        <w:t xml:space="preserve">Исполнитель</w:t>
+      </w:r>
+      <w:r>
+        <w:rPr>
+          <w:rFonts w:ascii="Arial" w:hAnsi="Arial" w:cs="Arial"/>
+          <w:sz w:val="18"/>
+          <w:szCs w:val="18"/>
+          <w:lang w:val="ru-RU"/>
+        </w:rPr>
+        <w:t xml:space="preserve">        _______________________        /</w:t>
       </w:r>
       <w:r>
         <w:rPr>
@@ -1126,9 +1220,7 @@
     </w:p>
     <w:sectPr>
       <w:pgSz w:w="11906" w:h="16838"/>
-      <w:pgMar w:top="720" w:right="720" w:bottom="720" w:left="720" w:header="360" w:footer="360" w:gutter="0"/>
-      <w:cols w:space="720"/>
-      <w:docGrid w:linePitch="360"/>
+      <w:pgMar w:top="567" w:right="567" w:bottom="567" w:left="720" w:header="0" w:footer="0" w:gutter="0"/>
     </w:sectPr>
   </w:body>
 </w:document>
